--- a/applications/compiled/Cover_Letter_Option_C_FPA.docx
+++ b/applications/compiled/Cover_Letter_Option_C_FPA.docx
@@ -24,10 +24,64 @@
       </w:pPr>
       <w:r>
         <w:rPr>
+          <w:b w:val="0"/>
+          <w:i w:val="0"/>
           <w:sz w:val="19"/>
         </w:rPr>
-        <w:t>Brampton, ON | (647) 471-3023 | a2rajcoo@uwaterloo.ca | linkedin.com/in/leesharam-rajcoomar | alexrajcoomar.github.io</w:t>
+        <w:t xml:space="preserve">Brampton, ON | (647) 471-3023 | </w:t>
       </w:r>
+      <w:hyperlink r:id="rId9">
+        <w:r>
+          <w:rPr>
+            <w:b w:val="0"/>
+            <w:i w:val="0"/>
+            <w:sz w:val="19"/>
+            <w:color w:val="000000"/>
+            <w:u w:val="single" w:color="6B6B6B"/>
+          </w:rPr>
+          <w:t>a2rajcoo@uwaterloo.ca</w:t>
+        </w:r>
+      </w:hyperlink>
+      <w:r>
+        <w:rPr>
+          <w:b w:val="0"/>
+          <w:i w:val="0"/>
+          <w:sz w:val="19"/>
+        </w:rPr>
+        <w:t xml:space="preserve"> | </w:t>
+      </w:r>
+      <w:hyperlink r:id="rId10">
+        <w:r>
+          <w:rPr>
+            <w:b w:val="0"/>
+            <w:i w:val="0"/>
+            <w:sz w:val="19"/>
+            <w:color w:val="000000"/>
+            <w:u w:val="single" w:color="6B6B6B"/>
+          </w:rPr>
+          <w:t>linkedin.com/in/leesharam-rajcoomar</w:t>
+        </w:r>
+      </w:hyperlink>
+      <w:r>
+        <w:rPr>
+          <w:b w:val="0"/>
+          <w:i w:val="0"/>
+          <w:sz w:val="19"/>
+        </w:rPr>
+        <w:t xml:space="preserve"> | </w:t>
+      </w:r>
+      <w:hyperlink r:id="rId11">
+        <w:r>
+          <w:rPr>
+            <w:b w:val="0"/>
+            <w:i w:val="0"/>
+            <w:sz w:val="19"/>
+            <w:color w:val="000000"/>
+            <w:u w:val="single" w:color="6B6B6B"/>
+          </w:rPr>
+          <w:t>alexrajcoomar.github.io</w:t>
+        </w:r>
+      </w:hyperlink>
     </w:p>
     <w:p>
       <w:pPr>
@@ -165,7 +219,25 @@
           <w:b w:val="0"/>
           <w:i w:val="0"/>
         </w:rPr>
-        <w:t>Everything above is published at alexrajcoomar.github.io, where every figure names its source, every derived number is labelled as derived, and the build refuses to publish if a number does not match the data behind it. I would rather be checkable than impressive, and I expect to be asked how I know something.</w:t>
+        <w:t xml:space="preserve">Everything above is published at </w:t>
+      </w:r>
+      <w:hyperlink r:id="rId11">
+        <w:r>
+          <w:rPr>
+            <w:b w:val="0"/>
+            <w:i w:val="0"/>
+            <w:color w:val="000000"/>
+            <w:u w:val="single" w:color="6B6B6B"/>
+          </w:rPr>
+          <w:t>alexrajcoomar.github.io</w:t>
+        </w:r>
+      </w:hyperlink>
+      <w:r>
+        <w:rPr>
+          <w:b w:val="0"/>
+          <w:i w:val="0"/>
+        </w:rPr>
+        <w:t>, where every figure names its source, every derived number is labelled as derived, and the build refuses to publish if a number does not match the data behind it. I would rather be checkable than impressive, and I expect to be asked how I know something.</w:t>
       </w:r>
     </w:p>
     <w:p>
@@ -178,7 +250,25 @@
           <w:b w:val="0"/>
           <w:i w:val="0"/>
         </w:rPr>
-        <w:t>I would welcome the chance to discuss the role with you. I can be reached at a2rajcoo@uwaterloo.ca or (647) 471-3023.</w:t>
+        <w:t xml:space="preserve">I would welcome the chance to discuss the role with you. I can be reached at </w:t>
+      </w:r>
+      <w:hyperlink r:id="rId9">
+        <w:r>
+          <w:rPr>
+            <w:b w:val="0"/>
+            <w:i w:val="0"/>
+            <w:color w:val="000000"/>
+            <w:u w:val="single" w:color="6B6B6B"/>
+          </w:rPr>
+          <w:t>a2rajcoo@uwaterloo.ca</w:t>
+        </w:r>
+      </w:hyperlink>
+      <w:r>
+        <w:rPr>
+          <w:b w:val="0"/>
+          <w:i w:val="0"/>
+        </w:rPr>
+        <w:t xml:space="preserve"> or (647) 471-3023.</w:t>
       </w:r>
     </w:p>
     <w:p>

--- a/applications/compiled/Cover_Letter_Option_C_FPA.docx
+++ b/applications/compiled/Cover_Letter_Option_C_FPA.docx
@@ -36,8 +36,8 @@
             <w:b w:val="0"/>
             <w:i w:val="0"/>
             <w:sz w:val="19"/>
-            <w:color w:val="000000"/>
-            <w:u w:val="single" w:color="6B6B6B"/>
+            <w:color w:val="1F4E79"/>
+            <w:u w:val="single" w:color="1F4E79"/>
           </w:rPr>
           <w:t>a2rajcoo@uwaterloo.ca</w:t>
         </w:r>
@@ -56,8 +56,8 @@
             <w:b w:val="0"/>
             <w:i w:val="0"/>
             <w:sz w:val="19"/>
-            <w:color w:val="000000"/>
-            <w:u w:val="single" w:color="6B6B6B"/>
+            <w:color w:val="1F4E79"/>
+            <w:u w:val="single" w:color="1F4E79"/>
           </w:rPr>
           <w:t>linkedin.com/in/leesharam-rajcoomar</w:t>
         </w:r>
@@ -76,8 +76,8 @@
             <w:b w:val="0"/>
             <w:i w:val="0"/>
             <w:sz w:val="19"/>
-            <w:color w:val="000000"/>
-            <w:u w:val="single" w:color="6B6B6B"/>
+            <w:color w:val="1F4E79"/>
+            <w:u w:val="single" w:color="1F4E79"/>
           </w:rPr>
           <w:t>alexrajcoomar.github.io</w:t>
         </w:r>
@@ -226,8 +226,8 @@
           <w:rPr>
             <w:b w:val="0"/>
             <w:i w:val="0"/>
-            <w:color w:val="000000"/>
-            <w:u w:val="single" w:color="6B6B6B"/>
+            <w:color w:val="1F4E79"/>
+            <w:u w:val="single" w:color="1F4E79"/>
           </w:rPr>
           <w:t>alexrajcoomar.github.io</w:t>
         </w:r>
@@ -257,8 +257,8 @@
           <w:rPr>
             <w:b w:val="0"/>
             <w:i w:val="0"/>
-            <w:color w:val="000000"/>
-            <w:u w:val="single" w:color="6B6B6B"/>
+            <w:color w:val="1F4E79"/>
+            <w:u w:val="single" w:color="1F4E79"/>
           </w:rPr>
           <w:t>a2rajcoo@uwaterloo.ca</w:t>
         </w:r>
